--- a/tests/sample-structure - annotated.docx
+++ b/tests/sample-structure - annotated.docx
@@ -162,7 +162,7 @@
 
 <file path=word/comments.xml><?xml version="1.0" encoding="utf-8"?>
 <w:comments xmlns:w="http://schemas.openxmlformats.org/wordprocessingml/2006/main">
-  <w:comment w:id="0" w:author="Style Manual Check" w:initials="SMC" w:date="2026-07-03T11:32:48Z">
+  <w:comment w:id="0" w:author="Style Manual Check" w:initials="SMC" w:date="2026-07-04T13:14:27Z">
     <w:p>
       <w:pPr>
         <w:pStyle w:val="CommentText"/>
@@ -188,7 +188,7 @@
       </w:r>
     </w:p>
   </w:comment>
-  <w:comment w:id="1" w:author="Style Manual Check" w:initials="SMC" w:date="2026-07-03T11:32:48Z">
+  <w:comment w:id="1" w:author="Style Manual Check" w:initials="SMC" w:date="2026-07-04T13:14:27Z">
     <w:p>
       <w:pPr>
         <w:pStyle w:val="CommentText"/>
@@ -214,7 +214,7 @@
       </w:r>
     </w:p>
   </w:comment>
-  <w:comment w:id="2" w:author="Style Manual Check" w:initials="SMC" w:date="2026-07-03T11:32:48Z">
+  <w:comment w:id="2" w:author="Style Manual Check" w:initials="SMC" w:date="2026-07-04T13:14:27Z">
     <w:p>
       <w:pPr>
         <w:pStyle w:val="CommentText"/>
@@ -240,7 +240,7 @@
       </w:r>
     </w:p>
   </w:comment>
-  <w:comment w:id="3" w:author="Style Manual Check" w:initials="SMC" w:date="2026-07-03T11:32:48Z">
+  <w:comment w:id="3" w:author="Style Manual Check" w:initials="SMC" w:date="2026-07-04T13:14:27Z">
     <w:p>
       <w:pPr>
         <w:pStyle w:val="CommentText"/>
@@ -266,7 +266,7 @@
       </w:r>
     </w:p>
   </w:comment>
-  <w:comment w:id="4" w:author="Style Manual Check" w:initials="SMC" w:date="2026-07-03T11:32:48Z">
+  <w:comment w:id="4" w:author="Style Manual Check" w:initials="SMC" w:date="2026-07-04T13:14:27Z">
     <w:p>
       <w:pPr>
         <w:pStyle w:val="CommentText"/>
@@ -292,7 +292,7 @@
       </w:r>
     </w:p>
   </w:comment>
-  <w:comment w:id="5" w:author="Style Manual Check" w:initials="SMC" w:date="2026-07-03T11:32:48Z">
+  <w:comment w:id="5" w:author="Style Manual Check" w:initials="SMC" w:date="2026-07-04T13:14:27Z">
     <w:p>
       <w:pPr>
         <w:pStyle w:val="CommentText"/>
@@ -318,7 +318,7 @@
       </w:r>
     </w:p>
   </w:comment>
-  <w:comment w:id="6" w:author="Style Manual Check" w:initials="SMC" w:date="2026-07-03T11:32:48Z">
+  <w:comment w:id="6" w:author="Style Manual Check" w:initials="SMC" w:date="2026-07-04T13:14:27Z">
     <w:p>
       <w:pPr>
         <w:pStyle w:val="CommentText"/>
